--- a/Calendario2025/Laboratorios/Laboratorio2/2_Configure_and_Verify_eBGP.docx
+++ b/Calendario2025/Laboratorios/Laboratorio2/2_Configure_and_Verify_eBGP.docx
@@ -1,6 +1,6 @@
 
 <file path=word/document.xml><?xml version="1.0" encoding="utf-8"?>
-<w:document xmlns:wpc="http://schemas.microsoft.com/office/word/2010/wordprocessingCanvas" xmlns:cx="http://schemas.microsoft.com/office/drawing/2014/chartex" xmlns:cx1="http://schemas.microsoft.com/office/drawing/2015/9/8/chartex" xmlns:cx2="http://schemas.microsoft.com/office/drawing/2015/10/21/chartex" xmlns:cx3="http://schemas.microsoft.com/office/drawing/2016/5/9/chartex" xmlns:cx4="http://schemas.microsoft.com/office/drawing/2016/5/10/chartex" xmlns:cx5="http://schemas.microsoft.com/office/drawing/2016/5/11/chartex" xmlns:cx6="http://schemas.microsoft.com/office/drawing/2016/5/12/chartex" xmlns:cx7="http://schemas.microsoft.com/office/drawing/2016/5/13/chartex" xmlns:cx8="http://schemas.microsoft.com/office/drawing/2016/5/14/chartex" xmlns:mc="http://schemas.openxmlformats.org/markup-compatibility/2006" xmlns:aink="http://schemas.microsoft.com/office/drawing/2016/ink" xmlns:am3d="http://schemas.microsoft.com/office/drawing/2017/model3d" xmlns:o="urn:schemas-microsoft-com:office:office" xmlns:oel="http://schemas.microsoft.com/office/2019/extlst" xmlns:r="http://schemas.openxmlformats.org/officeDocument/2006/relationships" xmlns:m="http://schemas.openxmlformats.org/officeDocument/2006/math" xmlns:v="urn:schemas-microsoft-com:vml" xmlns:wp14="http://schemas.microsoft.com/office/word/2010/wordprocessingDrawing" xmlns:wp="http://schemas.openxmlformats.org/drawingml/2006/wordprocessingDrawing" xmlns:w10="urn:schemas-microsoft-com:office:word" xmlns:w="http://schemas.openxmlformats.org/wordprocessingml/2006/main" xmlns:w14="http://schemas.microsoft.com/office/word/2010/wordml" xmlns:w15="http://schemas.microsoft.com/office/word/2012/wordml" xmlns:w16cex="http://schemas.microsoft.com/office/word/2018/wordml/cex" xmlns:w16cid="http://schemas.microsoft.com/office/word/2016/wordml/cid" xmlns:w16="http://schemas.microsoft.com/office/word/2018/wordml" xmlns:w16sdtdh="http://schemas.microsoft.com/office/word/2020/wordml/sdtdatahash" xmlns:w16se="http://schemas.microsoft.com/office/word/2015/wordml/symex" xmlns:wpg="http://schemas.microsoft.com/office/word/2010/wordprocessingGroup" xmlns:wpi="http://schemas.microsoft.com/office/word/2010/wordprocessingInk" xmlns:wne="http://schemas.microsoft.com/office/word/2006/wordml" xmlns:wps="http://schemas.microsoft.com/office/word/2010/wordprocessingShape" mc:Ignorable="w14 w15 w16se w16cid w16 w16cex w16sdtdh wp14">
+<w:document xmlns:wpc="http://schemas.microsoft.com/office/word/2010/wordprocessingCanvas" xmlns:cx="http://schemas.microsoft.com/office/drawing/2014/chartex" xmlns:cx1="http://schemas.microsoft.com/office/drawing/2015/9/8/chartex" xmlns:cx2="http://schemas.microsoft.com/office/drawing/2015/10/21/chartex" xmlns:cx3="http://schemas.microsoft.com/office/drawing/2016/5/9/chartex" xmlns:cx4="http://schemas.microsoft.com/office/drawing/2016/5/10/chartex" xmlns:cx5="http://schemas.microsoft.com/office/drawing/2016/5/11/chartex" xmlns:cx6="http://schemas.microsoft.com/office/drawing/2016/5/12/chartex" xmlns:cx7="http://schemas.microsoft.com/office/drawing/2016/5/13/chartex" xmlns:cx8="http://schemas.microsoft.com/office/drawing/2016/5/14/chartex" xmlns:mc="http://schemas.openxmlformats.org/markup-compatibility/2006" xmlns:aink="http://schemas.microsoft.com/office/drawing/2016/ink" xmlns:am3d="http://schemas.microsoft.com/office/drawing/2017/model3d" xmlns:o="urn:schemas-microsoft-com:office:office" xmlns:oel="http://schemas.microsoft.com/office/2019/extlst" xmlns:r="http://schemas.openxmlformats.org/officeDocument/2006/relationships" xmlns:m="http://schemas.openxmlformats.org/officeDocument/2006/math" xmlns:v="urn:schemas-microsoft-com:vml" xmlns:wp14="http://schemas.microsoft.com/office/word/2010/wordprocessingDrawing" xmlns:wp="http://schemas.openxmlformats.org/drawingml/2006/wordprocessingDrawing" xmlns:w10="urn:schemas-microsoft-com:office:word" xmlns:w="http://schemas.openxmlformats.org/wordprocessingml/2006/main" xmlns:w14="http://schemas.microsoft.com/office/word/2010/wordml" xmlns:w15="http://schemas.microsoft.com/office/word/2012/wordml" xmlns:w16cex="http://schemas.microsoft.com/office/word/2018/wordml/cex" xmlns:w16cid="http://schemas.microsoft.com/office/word/2016/wordml/cid" xmlns:w16="http://schemas.microsoft.com/office/word/2018/wordml" xmlns:w16du="http://schemas.microsoft.com/office/word/2023/wordml/word16du" xmlns:w16sdtdh="http://schemas.microsoft.com/office/word/2020/wordml/sdtdatahash" xmlns:w16sdtfl="http://schemas.microsoft.com/office/word/2024/wordml/sdtformatlock" xmlns:w16se="http://schemas.microsoft.com/office/word/2015/wordml/symex" xmlns:wpg="http://schemas.microsoft.com/office/word/2010/wordprocessingGroup" xmlns:wpi="http://schemas.microsoft.com/office/word/2010/wordprocessingInk" xmlns:wne="http://schemas.microsoft.com/office/word/2006/wordml" xmlns:wps="http://schemas.microsoft.com/office/word/2010/wordprocessingShape" mc:Ignorable="w14 w15 w16se w16cid w16 w16cex w16sdtdh w16sdtfl w16du wp14">
   <w:body>
     <w:p>
       <w:pPr>
@@ -185,14 +185,11 @@
         <w:ind w:hanging="284"/>
       </w:pPr>
       <w:r>
-        <w:rPr>
-          <w:noProof/>
-        </w:rPr>
         <w:drawing>
-          <wp:inline distT="0" distB="0" distL="0" distR="0" wp14:anchorId="628D7E9F" wp14:editId="14AA7AA7">
-            <wp:extent cx="6724650" cy="1840326"/>
-            <wp:effectExtent l="0" t="0" r="0" b="7620"/>
-            <wp:docPr id="1" name="Imagen 1"/>
+          <wp:inline distT="0" distB="0" distL="0" distR="0" wp14:anchorId="58346A68" wp14:editId="71B9073D">
+            <wp:extent cx="6446520" cy="1817370"/>
+            <wp:effectExtent l="0" t="0" r="0" b="0"/>
+            <wp:docPr id="454474303" name="Picture 1" descr="A close-up of a diagram&#10;&#10;AI-generated content may be incorrect."/>
             <wp:cNvGraphicFramePr>
               <a:graphicFrameLocks xmlns:a="http://schemas.openxmlformats.org/drawingml/2006/main" noChangeAspect="1"/>
             </wp:cNvGraphicFramePr>
@@ -200,36 +197,23 @@
               <a:graphicData uri="http://schemas.openxmlformats.org/drawingml/2006/picture">
                 <pic:pic xmlns:pic="http://schemas.openxmlformats.org/drawingml/2006/picture">
                   <pic:nvPicPr>
-                    <pic:cNvPr id="0" name="Picture 1"/>
-                    <pic:cNvPicPr>
-                      <a:picLocks noChangeAspect="1" noChangeArrowheads="1"/>
-                    </pic:cNvPicPr>
+                    <pic:cNvPr id="454474303" name="Picture 1" descr="A close-up of a diagram&#10;&#10;AI-generated content may be incorrect."/>
+                    <pic:cNvPicPr/>
                   </pic:nvPicPr>
                   <pic:blipFill>
-                    <a:blip r:embed="rId8">
-                      <a:extLst>
-                        <a:ext uri="{28A0092B-C50C-407E-A947-70E740481C1C}">
-                          <a14:useLocalDpi xmlns:a14="http://schemas.microsoft.com/office/drawing/2010/main" val="0"/>
-                        </a:ext>
-                      </a:extLst>
-                    </a:blip>
-                    <a:srcRect/>
+                    <a:blip r:embed="rId8"/>
                     <a:stretch>
                       <a:fillRect/>
                     </a:stretch>
                   </pic:blipFill>
-                  <pic:spPr bwMode="auto">
+                  <pic:spPr>
                     <a:xfrm>
                       <a:off x="0" y="0"/>
-                      <a:ext cx="6749360" cy="1847088"/>
+                      <a:ext cx="6446520" cy="1817370"/>
                     </a:xfrm>
                     <a:prstGeom prst="rect">
                       <a:avLst/>
                     </a:prstGeom>
-                    <a:noFill/>
-                    <a:ln>
-                      <a:noFill/>
-                    </a:ln>
                   </pic:spPr>
                 </pic:pic>
               </a:graphicData>
@@ -2617,7 +2601,21 @@
         <w:rPr>
           <w:lang w:val="en-US"/>
         </w:rPr>
-        <w:t xml:space="preserve">      10.0.0.0/32 is </w:t>
+        <w:t xml:space="preserve">      10.0.</w:t>
+      </w:r>
+      <w:proofErr w:type="gramStart"/>
+      <w:r>
+        <w:rPr>
+          <w:lang w:val="en-US"/>
+        </w:rPr>
+        <w:t>0.0</w:t>
+      </w:r>
+      <w:proofErr w:type="gramEnd"/>
+      <w:r>
+        <w:rPr>
+          <w:lang w:val="en-US"/>
+        </w:rPr>
+        <w:t xml:space="preserve">/32 is </w:t>
       </w:r>
       <w:proofErr w:type="spellStart"/>
       <w:r>
@@ -2781,7 +2779,17 @@
         <w:jc w:val="both"/>
       </w:pPr>
       <w:r>
-        <w:t>Emita un comando ping al servidor web desde el R1. ¿Fueron correctos los pings?  (</w:t>
+        <w:t xml:space="preserve">Emita un comando ping al servidor web desde el </w:t>
+      </w:r>
+      <w:r>
+        <w:rPr>
+          <w:b/>
+          <w:bCs/>
+        </w:rPr>
+        <w:t>R1.</w:t>
+      </w:r>
+      <w:r>
+        <w:t xml:space="preserve"> ¿Fueron correctos los pings?  (</w:t>
       </w:r>
       <w:r>
         <w:rPr>
@@ -2839,7 +2847,7 @@
 </file>
 
 <file path=word/endnotes.xml><?xml version="1.0" encoding="utf-8"?>
-<w:endnotes xmlns:wpc="http://schemas.microsoft.com/office/word/2010/wordprocessingCanvas" xmlns:cx="http://schemas.microsoft.com/office/drawing/2014/chartex" xmlns:cx1="http://schemas.microsoft.com/office/drawing/2015/9/8/chartex" xmlns:cx2="http://schemas.microsoft.com/office/drawing/2015/10/21/chartex" xmlns:cx3="http://schemas.microsoft.com/office/drawing/2016/5/9/chartex" xmlns:cx4="http://schemas.microsoft.com/office/drawing/2016/5/10/chartex" xmlns:cx5="http://schemas.microsoft.com/office/drawing/2016/5/11/chartex" xmlns:cx6="http://schemas.microsoft.com/office/drawing/2016/5/12/chartex" xmlns:cx7="http://schemas.microsoft.com/office/drawing/2016/5/13/chartex" xmlns:cx8="http://schemas.microsoft.com/office/drawing/2016/5/14/chartex" xmlns:mc="http://schemas.openxmlformats.org/markup-compatibility/2006" xmlns:aink="http://schemas.microsoft.com/office/drawing/2016/ink" xmlns:am3d="http://schemas.microsoft.com/office/drawing/2017/model3d" xmlns:o="urn:schemas-microsoft-com:office:office" xmlns:oel="http://schemas.microsoft.com/office/2019/extlst" xmlns:r="http://schemas.openxmlformats.org/officeDocument/2006/relationships" xmlns:m="http://schemas.openxmlformats.org/officeDocument/2006/math" xmlns:v="urn:schemas-microsoft-com:vml" xmlns:wp14="http://schemas.microsoft.com/office/word/2010/wordprocessingDrawing" xmlns:wp="http://schemas.openxmlformats.org/drawingml/2006/wordprocessingDrawing" xmlns:w10="urn:schemas-microsoft-com:office:word" xmlns:w="http://schemas.openxmlformats.org/wordprocessingml/2006/main" xmlns:w14="http://schemas.microsoft.com/office/word/2010/wordml" xmlns:w15="http://schemas.microsoft.com/office/word/2012/wordml" xmlns:w16cex="http://schemas.microsoft.com/office/word/2018/wordml/cex" xmlns:w16cid="http://schemas.microsoft.com/office/word/2016/wordml/cid" xmlns:w16="http://schemas.microsoft.com/office/word/2018/wordml" xmlns:w16sdtdh="http://schemas.microsoft.com/office/word/2020/wordml/sdtdatahash" xmlns:w16se="http://schemas.microsoft.com/office/word/2015/wordml/symex" xmlns:wpg="http://schemas.microsoft.com/office/word/2010/wordprocessingGroup" xmlns:wpi="http://schemas.microsoft.com/office/word/2010/wordprocessingInk" xmlns:wne="http://schemas.microsoft.com/office/word/2006/wordml" xmlns:wps="http://schemas.microsoft.com/office/word/2010/wordprocessingShape" mc:Ignorable="w14 w15 w16se w16cid w16 w16cex w16sdtdh wp14">
+<w:endnotes xmlns:wpc="http://schemas.microsoft.com/office/word/2010/wordprocessingCanvas" xmlns:cx="http://schemas.microsoft.com/office/drawing/2014/chartex" xmlns:cx1="http://schemas.microsoft.com/office/drawing/2015/9/8/chartex" xmlns:cx2="http://schemas.microsoft.com/office/drawing/2015/10/21/chartex" xmlns:cx3="http://schemas.microsoft.com/office/drawing/2016/5/9/chartex" xmlns:cx4="http://schemas.microsoft.com/office/drawing/2016/5/10/chartex" xmlns:cx5="http://schemas.microsoft.com/office/drawing/2016/5/11/chartex" xmlns:cx6="http://schemas.microsoft.com/office/drawing/2016/5/12/chartex" xmlns:cx7="http://schemas.microsoft.com/office/drawing/2016/5/13/chartex" xmlns:cx8="http://schemas.microsoft.com/office/drawing/2016/5/14/chartex" xmlns:mc="http://schemas.openxmlformats.org/markup-compatibility/2006" xmlns:aink="http://schemas.microsoft.com/office/drawing/2016/ink" xmlns:am3d="http://schemas.microsoft.com/office/drawing/2017/model3d" xmlns:o="urn:schemas-microsoft-com:office:office" xmlns:oel="http://schemas.microsoft.com/office/2019/extlst" xmlns:r="http://schemas.openxmlformats.org/officeDocument/2006/relationships" xmlns:m="http://schemas.openxmlformats.org/officeDocument/2006/math" xmlns:v="urn:schemas-microsoft-com:vml" xmlns:wp14="http://schemas.microsoft.com/office/word/2010/wordprocessingDrawing" xmlns:wp="http://schemas.openxmlformats.org/drawingml/2006/wordprocessingDrawing" xmlns:w10="urn:schemas-microsoft-com:office:word" xmlns:w="http://schemas.openxmlformats.org/wordprocessingml/2006/main" xmlns:w14="http://schemas.microsoft.com/office/word/2010/wordml" xmlns:w15="http://schemas.microsoft.com/office/word/2012/wordml" xmlns:w16cex="http://schemas.microsoft.com/office/word/2018/wordml/cex" xmlns:w16cid="http://schemas.microsoft.com/office/word/2016/wordml/cid" xmlns:w16="http://schemas.microsoft.com/office/word/2018/wordml" xmlns:w16du="http://schemas.microsoft.com/office/word/2023/wordml/word16du" xmlns:w16sdtdh="http://schemas.microsoft.com/office/word/2020/wordml/sdtdatahash" xmlns:w16sdtfl="http://schemas.microsoft.com/office/word/2024/wordml/sdtformatlock" xmlns:w16se="http://schemas.microsoft.com/office/word/2015/wordml/symex" xmlns:wpg="http://schemas.microsoft.com/office/word/2010/wordprocessingGroup" xmlns:wpi="http://schemas.microsoft.com/office/word/2010/wordprocessingInk" xmlns:wne="http://schemas.microsoft.com/office/word/2006/wordml" xmlns:wps="http://schemas.microsoft.com/office/word/2010/wordprocessingShape" mc:Ignorable="w14 w15 w16se w16cid w16 w16cex w16sdtdh w16sdtfl w16du wp14">
   <w:endnote w:type="separator" w:id="-1">
     <w:p>
       <w:pPr>
@@ -2872,7 +2880,7 @@
 </file>
 
 <file path=word/footer1.xml><?xml version="1.0" encoding="utf-8"?>
-<w:ftr xmlns:wpc="http://schemas.microsoft.com/office/word/2010/wordprocessingCanvas" xmlns:cx="http://schemas.microsoft.com/office/drawing/2014/chartex" xmlns:cx1="http://schemas.microsoft.com/office/drawing/2015/9/8/chartex" xmlns:cx2="http://schemas.microsoft.com/office/drawing/2015/10/21/chartex" xmlns:cx3="http://schemas.microsoft.com/office/drawing/2016/5/9/chartex" xmlns:cx4="http://schemas.microsoft.com/office/drawing/2016/5/10/chartex" xmlns:cx5="http://schemas.microsoft.com/office/drawing/2016/5/11/chartex" xmlns:cx6="http://schemas.microsoft.com/office/drawing/2016/5/12/chartex" xmlns:cx7="http://schemas.microsoft.com/office/drawing/2016/5/13/chartex" xmlns:cx8="http://schemas.microsoft.com/office/drawing/2016/5/14/chartex" xmlns:mc="http://schemas.openxmlformats.org/markup-compatibility/2006" xmlns:aink="http://schemas.microsoft.com/office/drawing/2016/ink" xmlns:am3d="http://schemas.microsoft.com/office/drawing/2017/model3d" xmlns:o="urn:schemas-microsoft-com:office:office" xmlns:oel="http://schemas.microsoft.com/office/2019/extlst" xmlns:r="http://schemas.openxmlformats.org/officeDocument/2006/relationships" xmlns:m="http://schemas.openxmlformats.org/officeDocument/2006/math" xmlns:v="urn:schemas-microsoft-com:vml" xmlns:wp14="http://schemas.microsoft.com/office/word/2010/wordprocessingDrawing" xmlns:wp="http://schemas.openxmlformats.org/drawingml/2006/wordprocessingDrawing" xmlns:w10="urn:schemas-microsoft-com:office:word" xmlns:w="http://schemas.openxmlformats.org/wordprocessingml/2006/main" xmlns:w14="http://schemas.microsoft.com/office/word/2010/wordml" xmlns:w15="http://schemas.microsoft.com/office/word/2012/wordml" xmlns:w16cex="http://schemas.microsoft.com/office/word/2018/wordml/cex" xmlns:w16cid="http://schemas.microsoft.com/office/word/2016/wordml/cid" xmlns:w16="http://schemas.microsoft.com/office/word/2018/wordml" xmlns:w16sdtdh="http://schemas.microsoft.com/office/word/2020/wordml/sdtdatahash" xmlns:w16se="http://schemas.microsoft.com/office/word/2015/wordml/symex" xmlns:wpg="http://schemas.microsoft.com/office/word/2010/wordprocessingGroup" xmlns:wpi="http://schemas.microsoft.com/office/word/2010/wordprocessingInk" xmlns:wne="http://schemas.microsoft.com/office/word/2006/wordml" xmlns:wps="http://schemas.microsoft.com/office/word/2010/wordprocessingShape" mc:Ignorable="w14 w15 w16se w16cid w16 w16cex w16sdtdh wp14">
+<w:ftr xmlns:wpc="http://schemas.microsoft.com/office/word/2010/wordprocessingCanvas" xmlns:cx="http://schemas.microsoft.com/office/drawing/2014/chartex" xmlns:cx1="http://schemas.microsoft.com/office/drawing/2015/9/8/chartex" xmlns:cx2="http://schemas.microsoft.com/office/drawing/2015/10/21/chartex" xmlns:cx3="http://schemas.microsoft.com/office/drawing/2016/5/9/chartex" xmlns:cx4="http://schemas.microsoft.com/office/drawing/2016/5/10/chartex" xmlns:cx5="http://schemas.microsoft.com/office/drawing/2016/5/11/chartex" xmlns:cx6="http://schemas.microsoft.com/office/drawing/2016/5/12/chartex" xmlns:cx7="http://schemas.microsoft.com/office/drawing/2016/5/13/chartex" xmlns:cx8="http://schemas.microsoft.com/office/drawing/2016/5/14/chartex" xmlns:mc="http://schemas.openxmlformats.org/markup-compatibility/2006" xmlns:aink="http://schemas.microsoft.com/office/drawing/2016/ink" xmlns:am3d="http://schemas.microsoft.com/office/drawing/2017/model3d" xmlns:o="urn:schemas-microsoft-com:office:office" xmlns:oel="http://schemas.microsoft.com/office/2019/extlst" xmlns:r="http://schemas.openxmlformats.org/officeDocument/2006/relationships" xmlns:m="http://schemas.openxmlformats.org/officeDocument/2006/math" xmlns:v="urn:schemas-microsoft-com:vml" xmlns:wp14="http://schemas.microsoft.com/office/word/2010/wordprocessingDrawing" xmlns:wp="http://schemas.openxmlformats.org/drawingml/2006/wordprocessingDrawing" xmlns:w10="urn:schemas-microsoft-com:office:word" xmlns:w="http://schemas.openxmlformats.org/wordprocessingml/2006/main" xmlns:w14="http://schemas.microsoft.com/office/word/2010/wordml" xmlns:w15="http://schemas.microsoft.com/office/word/2012/wordml" xmlns:w16cex="http://schemas.microsoft.com/office/word/2018/wordml/cex" xmlns:w16cid="http://schemas.microsoft.com/office/word/2016/wordml/cid" xmlns:w16="http://schemas.microsoft.com/office/word/2018/wordml" xmlns:w16du="http://schemas.microsoft.com/office/word/2023/wordml/word16du" xmlns:w16sdtdh="http://schemas.microsoft.com/office/word/2020/wordml/sdtdatahash" xmlns:w16sdtfl="http://schemas.microsoft.com/office/word/2024/wordml/sdtformatlock" xmlns:w16se="http://schemas.microsoft.com/office/word/2015/wordml/symex" xmlns:wpg="http://schemas.microsoft.com/office/word/2010/wordprocessingGroup" xmlns:wpi="http://schemas.microsoft.com/office/word/2010/wordprocessingInk" xmlns:wne="http://schemas.microsoft.com/office/word/2006/wordml" xmlns:wps="http://schemas.microsoft.com/office/word/2010/wordprocessingShape" mc:Ignorable="w14 w15 w16se w16cid w16 w16cex w16sdtdh w16sdtfl w16du wp14">
   <w:p>
     <w:pPr>
       <w:pStyle w:val="Footer"/>
@@ -2896,7 +2904,7 @@
       <w:rPr>
         <w:noProof/>
       </w:rPr>
-      <w:t>2024</w:t>
+      <w:t>2025</w:t>
     </w:r>
     <w:r>
       <w:fldChar w:fldCharType="end"/>
@@ -2988,7 +2996,7 @@
 </file>
 
 <file path=word/footer2.xml><?xml version="1.0" encoding="utf-8"?>
-<w:ftr xmlns:wpc="http://schemas.microsoft.com/office/word/2010/wordprocessingCanvas" xmlns:cx="http://schemas.microsoft.com/office/drawing/2014/chartex" xmlns:cx1="http://schemas.microsoft.com/office/drawing/2015/9/8/chartex" xmlns:cx2="http://schemas.microsoft.com/office/drawing/2015/10/21/chartex" xmlns:cx3="http://schemas.microsoft.com/office/drawing/2016/5/9/chartex" xmlns:cx4="http://schemas.microsoft.com/office/drawing/2016/5/10/chartex" xmlns:cx5="http://schemas.microsoft.com/office/drawing/2016/5/11/chartex" xmlns:cx6="http://schemas.microsoft.com/office/drawing/2016/5/12/chartex" xmlns:cx7="http://schemas.microsoft.com/office/drawing/2016/5/13/chartex" xmlns:cx8="http://schemas.microsoft.com/office/drawing/2016/5/14/chartex" xmlns:mc="http://schemas.openxmlformats.org/markup-compatibility/2006" xmlns:aink="http://schemas.microsoft.com/office/drawing/2016/ink" xmlns:am3d="http://schemas.microsoft.com/office/drawing/2017/model3d" xmlns:o="urn:schemas-microsoft-com:office:office" xmlns:oel="http://schemas.microsoft.com/office/2019/extlst" xmlns:r="http://schemas.openxmlformats.org/officeDocument/2006/relationships" xmlns:m="http://schemas.openxmlformats.org/officeDocument/2006/math" xmlns:v="urn:schemas-microsoft-com:vml" xmlns:wp14="http://schemas.microsoft.com/office/word/2010/wordprocessingDrawing" xmlns:wp="http://schemas.openxmlformats.org/drawingml/2006/wordprocessingDrawing" xmlns:w10="urn:schemas-microsoft-com:office:word" xmlns:w="http://schemas.openxmlformats.org/wordprocessingml/2006/main" xmlns:w14="http://schemas.microsoft.com/office/word/2010/wordml" xmlns:w15="http://schemas.microsoft.com/office/word/2012/wordml" xmlns:w16cex="http://schemas.microsoft.com/office/word/2018/wordml/cex" xmlns:w16cid="http://schemas.microsoft.com/office/word/2016/wordml/cid" xmlns:w16="http://schemas.microsoft.com/office/word/2018/wordml" xmlns:w16sdtdh="http://schemas.microsoft.com/office/word/2020/wordml/sdtdatahash" xmlns:w16se="http://schemas.microsoft.com/office/word/2015/wordml/symex" xmlns:wpg="http://schemas.microsoft.com/office/word/2010/wordprocessingGroup" xmlns:wpi="http://schemas.microsoft.com/office/word/2010/wordprocessingInk" xmlns:wne="http://schemas.microsoft.com/office/word/2006/wordml" xmlns:wps="http://schemas.microsoft.com/office/word/2010/wordprocessingShape" mc:Ignorable="w14 w15 w16se w16cid w16 w16cex w16sdtdh wp14">
+<w:ftr xmlns:wpc="http://schemas.microsoft.com/office/word/2010/wordprocessingCanvas" xmlns:cx="http://schemas.microsoft.com/office/drawing/2014/chartex" xmlns:cx1="http://schemas.microsoft.com/office/drawing/2015/9/8/chartex" xmlns:cx2="http://schemas.microsoft.com/office/drawing/2015/10/21/chartex" xmlns:cx3="http://schemas.microsoft.com/office/drawing/2016/5/9/chartex" xmlns:cx4="http://schemas.microsoft.com/office/drawing/2016/5/10/chartex" xmlns:cx5="http://schemas.microsoft.com/office/drawing/2016/5/11/chartex" xmlns:cx6="http://schemas.microsoft.com/office/drawing/2016/5/12/chartex" xmlns:cx7="http://schemas.microsoft.com/office/drawing/2016/5/13/chartex" xmlns:cx8="http://schemas.microsoft.com/office/drawing/2016/5/14/chartex" xmlns:mc="http://schemas.openxmlformats.org/markup-compatibility/2006" xmlns:aink="http://schemas.microsoft.com/office/drawing/2016/ink" xmlns:am3d="http://schemas.microsoft.com/office/drawing/2017/model3d" xmlns:o="urn:schemas-microsoft-com:office:office" xmlns:oel="http://schemas.microsoft.com/office/2019/extlst" xmlns:r="http://schemas.openxmlformats.org/officeDocument/2006/relationships" xmlns:m="http://schemas.openxmlformats.org/officeDocument/2006/math" xmlns:v="urn:schemas-microsoft-com:vml" xmlns:wp14="http://schemas.microsoft.com/office/word/2010/wordprocessingDrawing" xmlns:wp="http://schemas.openxmlformats.org/drawingml/2006/wordprocessingDrawing" xmlns:w10="urn:schemas-microsoft-com:office:word" xmlns:w="http://schemas.openxmlformats.org/wordprocessingml/2006/main" xmlns:w14="http://schemas.microsoft.com/office/word/2010/wordml" xmlns:w15="http://schemas.microsoft.com/office/word/2012/wordml" xmlns:w16cex="http://schemas.microsoft.com/office/word/2018/wordml/cex" xmlns:w16cid="http://schemas.microsoft.com/office/word/2016/wordml/cid" xmlns:w16="http://schemas.microsoft.com/office/word/2018/wordml" xmlns:w16du="http://schemas.microsoft.com/office/word/2023/wordml/word16du" xmlns:w16sdtdh="http://schemas.microsoft.com/office/word/2020/wordml/sdtdatahash" xmlns:w16sdtfl="http://schemas.microsoft.com/office/word/2024/wordml/sdtformatlock" xmlns:w16se="http://schemas.microsoft.com/office/word/2015/wordml/symex" xmlns:wpg="http://schemas.microsoft.com/office/word/2010/wordprocessingGroup" xmlns:wpi="http://schemas.microsoft.com/office/word/2010/wordprocessingInk" xmlns:wne="http://schemas.microsoft.com/office/word/2006/wordml" xmlns:wps="http://schemas.microsoft.com/office/word/2010/wordprocessingShape" mc:Ignorable="w14 w15 w16se w16cid w16 w16cex w16sdtdh w16sdtfl w16du wp14">
   <w:p>
     <w:pPr>
       <w:pStyle w:val="Footer"/>
@@ -3012,7 +3020,7 @@
       <w:rPr>
         <w:noProof/>
       </w:rPr>
-      <w:t>2024</w:t>
+      <w:t>2025</w:t>
     </w:r>
     <w:r>
       <w:fldChar w:fldCharType="end"/>
@@ -3104,7 +3112,7 @@
 </file>
 
 <file path=word/footnotes.xml><?xml version="1.0" encoding="utf-8"?>
-<w:footnotes xmlns:wpc="http://schemas.microsoft.com/office/word/2010/wordprocessingCanvas" xmlns:cx="http://schemas.microsoft.com/office/drawing/2014/chartex" xmlns:cx1="http://schemas.microsoft.com/office/drawing/2015/9/8/chartex" xmlns:cx2="http://schemas.microsoft.com/office/drawing/2015/10/21/chartex" xmlns:cx3="http://schemas.microsoft.com/office/drawing/2016/5/9/chartex" xmlns:cx4="http://schemas.microsoft.com/office/drawing/2016/5/10/chartex" xmlns:cx5="http://schemas.microsoft.com/office/drawing/2016/5/11/chartex" xmlns:cx6="http://schemas.microsoft.com/office/drawing/2016/5/12/chartex" xmlns:cx7="http://schemas.microsoft.com/office/drawing/2016/5/13/chartex" xmlns:cx8="http://schemas.microsoft.com/office/drawing/2016/5/14/chartex" xmlns:mc="http://schemas.openxmlformats.org/markup-compatibility/2006" xmlns:aink="http://schemas.microsoft.com/office/drawing/2016/ink" xmlns:am3d="http://schemas.microsoft.com/office/drawing/2017/model3d" xmlns:o="urn:schemas-microsoft-com:office:office" xmlns:oel="http://schemas.microsoft.com/office/2019/extlst" xmlns:r="http://schemas.openxmlformats.org/officeDocument/2006/relationships" xmlns:m="http://schemas.openxmlformats.org/officeDocument/2006/math" xmlns:v="urn:schemas-microsoft-com:vml" xmlns:wp14="http://schemas.microsoft.com/office/word/2010/wordprocessingDrawing" xmlns:wp="http://schemas.openxmlformats.org/drawingml/2006/wordprocessingDrawing" xmlns:w10="urn:schemas-microsoft-com:office:word" xmlns:w="http://schemas.openxmlformats.org/wordprocessingml/2006/main" xmlns:w14="http://schemas.microsoft.com/office/word/2010/wordml" xmlns:w15="http://schemas.microsoft.com/office/word/2012/wordml" xmlns:w16cex="http://schemas.microsoft.com/office/word/2018/wordml/cex" xmlns:w16cid="http://schemas.microsoft.com/office/word/2016/wordml/cid" xmlns:w16="http://schemas.microsoft.com/office/word/2018/wordml" xmlns:w16sdtdh="http://schemas.microsoft.com/office/word/2020/wordml/sdtdatahash" xmlns:w16se="http://schemas.microsoft.com/office/word/2015/wordml/symex" xmlns:wpg="http://schemas.microsoft.com/office/word/2010/wordprocessingGroup" xmlns:wpi="http://schemas.microsoft.com/office/word/2010/wordprocessingInk" xmlns:wne="http://schemas.microsoft.com/office/word/2006/wordml" xmlns:wps="http://schemas.microsoft.com/office/word/2010/wordprocessingShape" mc:Ignorable="w14 w15 w16se w16cid w16 w16cex w16sdtdh wp14">
+<w:footnotes xmlns:wpc="http://schemas.microsoft.com/office/word/2010/wordprocessingCanvas" xmlns:cx="http://schemas.microsoft.com/office/drawing/2014/chartex" xmlns:cx1="http://schemas.microsoft.com/office/drawing/2015/9/8/chartex" xmlns:cx2="http://schemas.microsoft.com/office/drawing/2015/10/21/chartex" xmlns:cx3="http://schemas.microsoft.com/office/drawing/2016/5/9/chartex" xmlns:cx4="http://schemas.microsoft.com/office/drawing/2016/5/10/chartex" xmlns:cx5="http://schemas.microsoft.com/office/drawing/2016/5/11/chartex" xmlns:cx6="http://schemas.microsoft.com/office/drawing/2016/5/12/chartex" xmlns:cx7="http://schemas.microsoft.com/office/drawing/2016/5/13/chartex" xmlns:cx8="http://schemas.microsoft.com/office/drawing/2016/5/14/chartex" xmlns:mc="http://schemas.openxmlformats.org/markup-compatibility/2006" xmlns:aink="http://schemas.microsoft.com/office/drawing/2016/ink" xmlns:am3d="http://schemas.microsoft.com/office/drawing/2017/model3d" xmlns:o="urn:schemas-microsoft-com:office:office" xmlns:oel="http://schemas.microsoft.com/office/2019/extlst" xmlns:r="http://schemas.openxmlformats.org/officeDocument/2006/relationships" xmlns:m="http://schemas.openxmlformats.org/officeDocument/2006/math" xmlns:v="urn:schemas-microsoft-com:vml" xmlns:wp14="http://schemas.microsoft.com/office/word/2010/wordprocessingDrawing" xmlns:wp="http://schemas.openxmlformats.org/drawingml/2006/wordprocessingDrawing" xmlns:w10="urn:schemas-microsoft-com:office:word" xmlns:w="http://schemas.openxmlformats.org/wordprocessingml/2006/main" xmlns:w14="http://schemas.microsoft.com/office/word/2010/wordml" xmlns:w15="http://schemas.microsoft.com/office/word/2012/wordml" xmlns:w16cex="http://schemas.microsoft.com/office/word/2018/wordml/cex" xmlns:w16cid="http://schemas.microsoft.com/office/word/2016/wordml/cid" xmlns:w16="http://schemas.microsoft.com/office/word/2018/wordml" xmlns:w16du="http://schemas.microsoft.com/office/word/2023/wordml/word16du" xmlns:w16sdtdh="http://schemas.microsoft.com/office/word/2020/wordml/sdtdatahash" xmlns:w16sdtfl="http://schemas.microsoft.com/office/word/2024/wordml/sdtformatlock" xmlns:w16se="http://schemas.microsoft.com/office/word/2015/wordml/symex" xmlns:wpg="http://schemas.microsoft.com/office/word/2010/wordprocessingGroup" xmlns:wpi="http://schemas.microsoft.com/office/word/2010/wordprocessingInk" xmlns:wne="http://schemas.microsoft.com/office/word/2006/wordml" xmlns:wps="http://schemas.microsoft.com/office/word/2010/wordprocessingShape" mc:Ignorable="w14 w15 w16se w16cid w16 w16cex w16sdtdh w16sdtfl w16du wp14">
   <w:footnote w:type="separator" w:id="-1">
     <w:p>
       <w:pPr>
@@ -3137,7 +3145,7 @@
 </file>
 
 <file path=word/header1.xml><?xml version="1.0" encoding="utf-8"?>
-<w:hdr xmlns:wpc="http://schemas.microsoft.com/office/word/2010/wordprocessingCanvas" xmlns:cx="http://schemas.microsoft.com/office/drawing/2014/chartex" xmlns:cx1="http://schemas.microsoft.com/office/drawing/2015/9/8/chartex" xmlns:cx2="http://schemas.microsoft.com/office/drawing/2015/10/21/chartex" xmlns:cx3="http://schemas.microsoft.com/office/drawing/2016/5/9/chartex" xmlns:cx4="http://schemas.microsoft.com/office/drawing/2016/5/10/chartex" xmlns:cx5="http://schemas.microsoft.com/office/drawing/2016/5/11/chartex" xmlns:cx6="http://schemas.microsoft.com/office/drawing/2016/5/12/chartex" xmlns:cx7="http://schemas.microsoft.com/office/drawing/2016/5/13/chartex" xmlns:cx8="http://schemas.microsoft.com/office/drawing/2016/5/14/chartex" xmlns:mc="http://schemas.openxmlformats.org/markup-compatibility/2006" xmlns:aink="http://schemas.microsoft.com/office/drawing/2016/ink" xmlns:am3d="http://schemas.microsoft.com/office/drawing/2017/model3d" xmlns:o="urn:schemas-microsoft-com:office:office" xmlns:oel="http://schemas.microsoft.com/office/2019/extlst" xmlns:r="http://schemas.openxmlformats.org/officeDocument/2006/relationships" xmlns:m="http://schemas.openxmlformats.org/officeDocument/2006/math" xmlns:v="urn:schemas-microsoft-com:vml" xmlns:wp14="http://schemas.microsoft.com/office/word/2010/wordprocessingDrawing" xmlns:wp="http://schemas.openxmlformats.org/drawingml/2006/wordprocessingDrawing" xmlns:w10="urn:schemas-microsoft-com:office:word" xmlns:w="http://schemas.openxmlformats.org/wordprocessingml/2006/main" xmlns:w14="http://schemas.microsoft.com/office/word/2010/wordml" xmlns:w15="http://schemas.microsoft.com/office/word/2012/wordml" xmlns:w16cex="http://schemas.microsoft.com/office/word/2018/wordml/cex" xmlns:w16cid="http://schemas.microsoft.com/office/word/2016/wordml/cid" xmlns:w16="http://schemas.microsoft.com/office/word/2018/wordml" xmlns:w16sdtdh="http://schemas.microsoft.com/office/word/2020/wordml/sdtdatahash" xmlns:w16se="http://schemas.microsoft.com/office/word/2015/wordml/symex" xmlns:wpg="http://schemas.microsoft.com/office/word/2010/wordprocessingGroup" xmlns:wpi="http://schemas.microsoft.com/office/word/2010/wordprocessingInk" xmlns:wne="http://schemas.microsoft.com/office/word/2006/wordml" xmlns:wps="http://schemas.microsoft.com/office/word/2010/wordprocessingShape" mc:Ignorable="w14 w15 w16se w16cid w16 w16cex w16sdtdh wp14">
+<w:hdr xmlns:wpc="http://schemas.microsoft.com/office/word/2010/wordprocessingCanvas" xmlns:cx="http://schemas.microsoft.com/office/drawing/2014/chartex" xmlns:cx1="http://schemas.microsoft.com/office/drawing/2015/9/8/chartex" xmlns:cx2="http://schemas.microsoft.com/office/drawing/2015/10/21/chartex" xmlns:cx3="http://schemas.microsoft.com/office/drawing/2016/5/9/chartex" xmlns:cx4="http://schemas.microsoft.com/office/drawing/2016/5/10/chartex" xmlns:cx5="http://schemas.microsoft.com/office/drawing/2016/5/11/chartex" xmlns:cx6="http://schemas.microsoft.com/office/drawing/2016/5/12/chartex" xmlns:cx7="http://schemas.microsoft.com/office/drawing/2016/5/13/chartex" xmlns:cx8="http://schemas.microsoft.com/office/drawing/2016/5/14/chartex" xmlns:mc="http://schemas.openxmlformats.org/markup-compatibility/2006" xmlns:aink="http://schemas.microsoft.com/office/drawing/2016/ink" xmlns:am3d="http://schemas.microsoft.com/office/drawing/2017/model3d" xmlns:o="urn:schemas-microsoft-com:office:office" xmlns:oel="http://schemas.microsoft.com/office/2019/extlst" xmlns:r="http://schemas.openxmlformats.org/officeDocument/2006/relationships" xmlns:m="http://schemas.openxmlformats.org/officeDocument/2006/math" xmlns:v="urn:schemas-microsoft-com:vml" xmlns:wp14="http://schemas.microsoft.com/office/word/2010/wordprocessingDrawing" xmlns:wp="http://schemas.openxmlformats.org/drawingml/2006/wordprocessingDrawing" xmlns:w10="urn:schemas-microsoft-com:office:word" xmlns:w="http://schemas.openxmlformats.org/wordprocessingml/2006/main" xmlns:w14="http://schemas.microsoft.com/office/word/2010/wordml" xmlns:w15="http://schemas.microsoft.com/office/word/2012/wordml" xmlns:w16cex="http://schemas.microsoft.com/office/word/2018/wordml/cex" xmlns:w16cid="http://schemas.microsoft.com/office/word/2016/wordml/cid" xmlns:w16="http://schemas.microsoft.com/office/word/2018/wordml" xmlns:w16du="http://schemas.microsoft.com/office/word/2023/wordml/word16du" xmlns:w16sdtdh="http://schemas.microsoft.com/office/word/2020/wordml/sdtdatahash" xmlns:w16sdtfl="http://schemas.microsoft.com/office/word/2024/wordml/sdtformatlock" xmlns:w16se="http://schemas.microsoft.com/office/word/2015/wordml/symex" xmlns:wpg="http://schemas.microsoft.com/office/word/2010/wordprocessingGroup" xmlns:wpi="http://schemas.microsoft.com/office/word/2010/wordprocessingInk" xmlns:wne="http://schemas.microsoft.com/office/word/2006/wordml" xmlns:wps="http://schemas.microsoft.com/office/word/2010/wordprocessingShape" mc:Ignorable="w14 w15 w16se w16cid w16 w16cex w16sdtdh w16sdtfl w16du wp14">
   <w:p>
     <w:pPr>
       <w:pStyle w:val="PageHead"/>
@@ -3167,7 +3175,7 @@
 </file>
 
 <file path=word/header2.xml><?xml version="1.0" encoding="utf-8"?>
-<w:hdr xmlns:wpc="http://schemas.microsoft.com/office/word/2010/wordprocessingCanvas" xmlns:cx="http://schemas.microsoft.com/office/drawing/2014/chartex" xmlns:cx1="http://schemas.microsoft.com/office/drawing/2015/9/8/chartex" xmlns:cx2="http://schemas.microsoft.com/office/drawing/2015/10/21/chartex" xmlns:cx3="http://schemas.microsoft.com/office/drawing/2016/5/9/chartex" xmlns:cx4="http://schemas.microsoft.com/office/drawing/2016/5/10/chartex" xmlns:cx5="http://schemas.microsoft.com/office/drawing/2016/5/11/chartex" xmlns:cx6="http://schemas.microsoft.com/office/drawing/2016/5/12/chartex" xmlns:cx7="http://schemas.microsoft.com/office/drawing/2016/5/13/chartex" xmlns:cx8="http://schemas.microsoft.com/office/drawing/2016/5/14/chartex" xmlns:mc="http://schemas.openxmlformats.org/markup-compatibility/2006" xmlns:aink="http://schemas.microsoft.com/office/drawing/2016/ink" xmlns:am3d="http://schemas.microsoft.com/office/drawing/2017/model3d" xmlns:o="urn:schemas-microsoft-com:office:office" xmlns:oel="http://schemas.microsoft.com/office/2019/extlst" xmlns:r="http://schemas.openxmlformats.org/officeDocument/2006/relationships" xmlns:m="http://schemas.openxmlformats.org/officeDocument/2006/math" xmlns:v="urn:schemas-microsoft-com:vml" xmlns:wp14="http://schemas.microsoft.com/office/word/2010/wordprocessingDrawing" xmlns:wp="http://schemas.openxmlformats.org/drawingml/2006/wordprocessingDrawing" xmlns:w10="urn:schemas-microsoft-com:office:word" xmlns:w="http://schemas.openxmlformats.org/wordprocessingml/2006/main" xmlns:w14="http://schemas.microsoft.com/office/word/2010/wordml" xmlns:w15="http://schemas.microsoft.com/office/word/2012/wordml" xmlns:w16cex="http://schemas.microsoft.com/office/word/2018/wordml/cex" xmlns:w16cid="http://schemas.microsoft.com/office/word/2016/wordml/cid" xmlns:w16="http://schemas.microsoft.com/office/word/2018/wordml" xmlns:w16sdtdh="http://schemas.microsoft.com/office/word/2020/wordml/sdtdatahash" xmlns:w16se="http://schemas.microsoft.com/office/word/2015/wordml/symex" xmlns:wpg="http://schemas.microsoft.com/office/word/2010/wordprocessingGroup" xmlns:wpi="http://schemas.microsoft.com/office/word/2010/wordprocessingInk" xmlns:wne="http://schemas.microsoft.com/office/word/2006/wordml" xmlns:wps="http://schemas.microsoft.com/office/word/2010/wordprocessingShape" mc:Ignorable="w14 w15 w16se w16cid w16 w16cex w16sdtdh wp14">
+<w:hdr xmlns:wpc="http://schemas.microsoft.com/office/word/2010/wordprocessingCanvas" xmlns:cx="http://schemas.microsoft.com/office/drawing/2014/chartex" xmlns:cx1="http://schemas.microsoft.com/office/drawing/2015/9/8/chartex" xmlns:cx2="http://schemas.microsoft.com/office/drawing/2015/10/21/chartex" xmlns:cx3="http://schemas.microsoft.com/office/drawing/2016/5/9/chartex" xmlns:cx4="http://schemas.microsoft.com/office/drawing/2016/5/10/chartex" xmlns:cx5="http://schemas.microsoft.com/office/drawing/2016/5/11/chartex" xmlns:cx6="http://schemas.microsoft.com/office/drawing/2016/5/12/chartex" xmlns:cx7="http://schemas.microsoft.com/office/drawing/2016/5/13/chartex" xmlns:cx8="http://schemas.microsoft.com/office/drawing/2016/5/14/chartex" xmlns:mc="http://schemas.openxmlformats.org/markup-compatibility/2006" xmlns:aink="http://schemas.microsoft.com/office/drawing/2016/ink" xmlns:am3d="http://schemas.microsoft.com/office/drawing/2017/model3d" xmlns:o="urn:schemas-microsoft-com:office:office" xmlns:oel="http://schemas.microsoft.com/office/2019/extlst" xmlns:r="http://schemas.openxmlformats.org/officeDocument/2006/relationships" xmlns:m="http://schemas.openxmlformats.org/officeDocument/2006/math" xmlns:v="urn:schemas-microsoft-com:vml" xmlns:wp14="http://schemas.microsoft.com/office/word/2010/wordprocessingDrawing" xmlns:wp="http://schemas.openxmlformats.org/drawingml/2006/wordprocessingDrawing" xmlns:w10="urn:schemas-microsoft-com:office:word" xmlns:w="http://schemas.openxmlformats.org/wordprocessingml/2006/main" xmlns:w14="http://schemas.microsoft.com/office/word/2010/wordml" xmlns:w15="http://schemas.microsoft.com/office/word/2012/wordml" xmlns:w16cex="http://schemas.microsoft.com/office/word/2018/wordml/cex" xmlns:w16cid="http://schemas.microsoft.com/office/word/2016/wordml/cid" xmlns:w16="http://schemas.microsoft.com/office/word/2018/wordml" xmlns:w16du="http://schemas.microsoft.com/office/word/2023/wordml/word16du" xmlns:w16sdtdh="http://schemas.microsoft.com/office/word/2020/wordml/sdtdatahash" xmlns:w16sdtfl="http://schemas.microsoft.com/office/word/2024/wordml/sdtformatlock" xmlns:w16se="http://schemas.microsoft.com/office/word/2015/wordml/symex" xmlns:wpg="http://schemas.microsoft.com/office/word/2010/wordprocessingGroup" xmlns:wpi="http://schemas.microsoft.com/office/word/2010/wordprocessingInk" xmlns:wne="http://schemas.microsoft.com/office/word/2006/wordml" xmlns:wps="http://schemas.microsoft.com/office/word/2010/wordprocessingShape" mc:Ignorable="w14 w15 w16se w16cid w16 w16cex w16sdtdh w16sdtfl w16du wp14">
   <w:p>
     <w:pPr>
       <w:pStyle w:val="Header"/>
@@ -3242,7 +3250,7 @@
 </file>
 
 <file path=word/numbering.xml><?xml version="1.0" encoding="utf-8"?>
-<w:numbering xmlns:wpc="http://schemas.microsoft.com/office/word/2010/wordprocessingCanvas" xmlns:cx="http://schemas.microsoft.com/office/drawing/2014/chartex" xmlns:cx1="http://schemas.microsoft.com/office/drawing/2015/9/8/chartex" xmlns:cx2="http://schemas.microsoft.com/office/drawing/2015/10/21/chartex" xmlns:cx3="http://schemas.microsoft.com/office/drawing/2016/5/9/chartex" xmlns:cx4="http://schemas.microsoft.com/office/drawing/2016/5/10/chartex" xmlns:cx5="http://schemas.microsoft.com/office/drawing/2016/5/11/chartex" xmlns:cx6="http://schemas.microsoft.com/office/drawing/2016/5/12/chartex" xmlns:cx7="http://schemas.microsoft.com/office/drawing/2016/5/13/chartex" xmlns:cx8="http://schemas.microsoft.com/office/drawing/2016/5/14/chartex" xmlns:mc="http://schemas.openxmlformats.org/markup-compatibility/2006" xmlns:aink="http://schemas.microsoft.com/office/drawing/2016/ink" xmlns:am3d="http://schemas.microsoft.com/office/drawing/2017/model3d" xmlns:o="urn:schemas-microsoft-com:office:office" xmlns:oel="http://schemas.microsoft.com/office/2019/extlst" xmlns:r="http://schemas.openxmlformats.org/officeDocument/2006/relationships" xmlns:m="http://schemas.openxmlformats.org/officeDocument/2006/math" xmlns:v="urn:schemas-microsoft-com:vml" xmlns:wp14="http://schemas.microsoft.com/office/word/2010/wordprocessingDrawing" xmlns:wp="http://schemas.openxmlformats.org/drawingml/2006/wordprocessingDrawing" xmlns:w10="urn:schemas-microsoft-com:office:word" xmlns:w="http://schemas.openxmlformats.org/wordprocessingml/2006/main" xmlns:w14="http://schemas.microsoft.com/office/word/2010/wordml" xmlns:w15="http://schemas.microsoft.com/office/word/2012/wordml" xmlns:w16cex="http://schemas.microsoft.com/office/word/2018/wordml/cex" xmlns:w16cid="http://schemas.microsoft.com/office/word/2016/wordml/cid" xmlns:w16="http://schemas.microsoft.com/office/word/2018/wordml" xmlns:w16sdtdh="http://schemas.microsoft.com/office/word/2020/wordml/sdtdatahash" xmlns:w16se="http://schemas.microsoft.com/office/word/2015/wordml/symex" xmlns:wpg="http://schemas.microsoft.com/office/word/2010/wordprocessingGroup" xmlns:wpi="http://schemas.microsoft.com/office/word/2010/wordprocessingInk" xmlns:wne="http://schemas.microsoft.com/office/word/2006/wordml" xmlns:wps="http://schemas.microsoft.com/office/word/2010/wordprocessingShape" mc:Ignorable="w14 w15 w16se w16cid w16 w16cex w16sdtdh wp14">
+<w:numbering xmlns:wpc="http://schemas.microsoft.com/office/word/2010/wordprocessingCanvas" xmlns:cx="http://schemas.microsoft.com/office/drawing/2014/chartex" xmlns:cx1="http://schemas.microsoft.com/office/drawing/2015/9/8/chartex" xmlns:cx2="http://schemas.microsoft.com/office/drawing/2015/10/21/chartex" xmlns:cx3="http://schemas.microsoft.com/office/drawing/2016/5/9/chartex" xmlns:cx4="http://schemas.microsoft.com/office/drawing/2016/5/10/chartex" xmlns:cx5="http://schemas.microsoft.com/office/drawing/2016/5/11/chartex" xmlns:cx6="http://schemas.microsoft.com/office/drawing/2016/5/12/chartex" xmlns:cx7="http://schemas.microsoft.com/office/drawing/2016/5/13/chartex" xmlns:cx8="http://schemas.microsoft.com/office/drawing/2016/5/14/chartex" xmlns:mc="http://schemas.openxmlformats.org/markup-compatibility/2006" xmlns:aink="http://schemas.microsoft.com/office/drawing/2016/ink" xmlns:am3d="http://schemas.microsoft.com/office/drawing/2017/model3d" xmlns:o="urn:schemas-microsoft-com:office:office" xmlns:oel="http://schemas.microsoft.com/office/2019/extlst" xmlns:r="http://schemas.openxmlformats.org/officeDocument/2006/relationships" xmlns:m="http://schemas.openxmlformats.org/officeDocument/2006/math" xmlns:v="urn:schemas-microsoft-com:vml" xmlns:wp14="http://schemas.microsoft.com/office/word/2010/wordprocessingDrawing" xmlns:wp="http://schemas.openxmlformats.org/drawingml/2006/wordprocessingDrawing" xmlns:w10="urn:schemas-microsoft-com:office:word" xmlns:w="http://schemas.openxmlformats.org/wordprocessingml/2006/main" xmlns:w14="http://schemas.microsoft.com/office/word/2010/wordml" xmlns:w15="http://schemas.microsoft.com/office/word/2012/wordml" xmlns:w16cex="http://schemas.microsoft.com/office/word/2018/wordml/cex" xmlns:w16cid="http://schemas.microsoft.com/office/word/2016/wordml/cid" xmlns:w16="http://schemas.microsoft.com/office/word/2018/wordml" xmlns:w16du="http://schemas.microsoft.com/office/word/2023/wordml/word16du" xmlns:w16sdtdh="http://schemas.microsoft.com/office/word/2020/wordml/sdtdatahash" xmlns:w16sdtfl="http://schemas.microsoft.com/office/word/2024/wordml/sdtformatlock" xmlns:w16se="http://schemas.microsoft.com/office/word/2015/wordml/symex" xmlns:wpg="http://schemas.microsoft.com/office/word/2010/wordprocessingGroup" xmlns:wpi="http://schemas.microsoft.com/office/word/2010/wordprocessingInk" xmlns:wne="http://schemas.microsoft.com/office/word/2006/wordml" xmlns:wps="http://schemas.microsoft.com/office/word/2010/wordprocessingShape" mc:Ignorable="w14 w15 w16se w16cid w16 w16cex w16sdtdh w16sdtfl w16du wp14">
   <w:abstractNum w:abstractNumId="0" w15:restartNumberingAfterBreak="0">
     <w:nsid w:val="1217228C"/>
     <w:multiLevelType w:val="multilevel"/>
@@ -4119,7 +4127,7 @@
 </file>
 
 <file path=word/styles.xml><?xml version="1.0" encoding="utf-8"?>
-<w:styles xmlns:mc="http://schemas.openxmlformats.org/markup-compatibility/2006" xmlns:r="http://schemas.openxmlformats.org/officeDocument/2006/relationships" xmlns:w="http://schemas.openxmlformats.org/wordprocessingml/2006/main" xmlns:w14="http://schemas.microsoft.com/office/word/2010/wordml" xmlns:w15="http://schemas.microsoft.com/office/word/2012/wordml" xmlns:w16cex="http://schemas.microsoft.com/office/word/2018/wordml/cex" xmlns:w16cid="http://schemas.microsoft.com/office/word/2016/wordml/cid" xmlns:w16="http://schemas.microsoft.com/office/word/2018/wordml" xmlns:w16sdtdh="http://schemas.microsoft.com/office/word/2020/wordml/sdtdatahash" xmlns:w16se="http://schemas.microsoft.com/office/word/2015/wordml/symex" mc:Ignorable="w14 w15 w16se w16cid w16 w16cex w16sdtdh">
+<w:styles xmlns:mc="http://schemas.openxmlformats.org/markup-compatibility/2006" xmlns:r="http://schemas.openxmlformats.org/officeDocument/2006/relationships" xmlns:w="http://schemas.openxmlformats.org/wordprocessingml/2006/main" xmlns:w14="http://schemas.microsoft.com/office/word/2010/wordml" xmlns:w15="http://schemas.microsoft.com/office/word/2012/wordml" xmlns:w16cex="http://schemas.microsoft.com/office/word/2018/wordml/cex" xmlns:w16cid="http://schemas.microsoft.com/office/word/2016/wordml/cid" xmlns:w16="http://schemas.microsoft.com/office/word/2018/wordml" xmlns:w16du="http://schemas.microsoft.com/office/word/2023/wordml/word16du" xmlns:w16sdtdh="http://schemas.microsoft.com/office/word/2020/wordml/sdtdatahash" xmlns:w16sdtfl="http://schemas.microsoft.com/office/word/2024/wordml/sdtformatlock" xmlns:w16se="http://schemas.microsoft.com/office/word/2015/wordml/symex" mc:Ignorable="w14 w15 w16se w16cid w16 w16cex w16sdtdh w16sdtfl w16du">
   <w:docDefaults>
     <w:rPrDefault>
       <w:rPr>
